--- a/運営指導対応_2026年度/06_業務継続計画（BCP）.docx
+++ b/運営指導対応_2026年度/06_業務継続計画（BCP）.docx
@@ -474,7 +474,7 @@
                 <w:i w:val="0"/>
                 <w:sz w:val="19"/>
               </w:rPr>
-              <w:t>鈴木（感染対策・虐待防止担当）</w:t>
+              <w:t>鈴木　菜緒子（感染対策・虐待防止担当）</w:t>
             </w:r>
           </w:p>
         </w:tc>
@@ -1429,7 +1429,7 @@
                 <w:i w:val="0"/>
                 <w:sz w:val="18"/>
               </w:rPr>
-              <w:t>鈴木</w:t>
+              <w:t>鈴木　菜緒子</w:t>
             </w:r>
           </w:p>
         </w:tc>
@@ -1492,7 +1492,7 @@
                 <w:i w:val="0"/>
                 <w:sz w:val="18"/>
               </w:rPr>
-              <w:t>鈴木</w:t>
+              <w:t>鈴木　菜緒子</w:t>
             </w:r>
           </w:p>
         </w:tc>
@@ -1597,7 +1597,7 @@
                 <w:i w:val="0"/>
                 <w:sz w:val="18"/>
               </w:rPr>
-              <w:t>鈴木</w:t>
+              <w:t>鈴木　菜緒子</w:t>
             </w:r>
           </w:p>
         </w:tc>
@@ -1660,7 +1660,7 @@
                 <w:i w:val="0"/>
                 <w:sz w:val="18"/>
               </w:rPr>
-              <w:t>鈴木</w:t>
+              <w:t>鈴木　菜緒子</w:t>
             </w:r>
           </w:p>
         </w:tc>
@@ -1907,7 +1907,7 @@
                 <w:i w:val="0"/>
                 <w:sz w:val="18"/>
               </w:rPr>
-              <w:t>事業所所在地はハザードマップ上、浸水想定区域・土砂災害警戒区域には該当しない。ただし、荒川水系の広域氾濫、台風・大雨による道路冠水、暴風による停電は起こりうる。利用者宅が浸水想定区域にある場合があるため、利用者ごとにリスクを確認する。</w:t>
+              <w:t>ハザードマップ上、事業所所在地は浸水想定区域・土砂災害警戒区域には該当しない。ただし荒川・元荒川の氾濫による広範囲浸水の可能性があり、利用者宅ごとにリスクを確認する。台風・大雨による道路冠水、暴風による停電も起こりうる。上尾市ハザードマップ（参考資料）で利用者宅の浸水リスクを事前に確認する。</w:t>
             </w:r>
           </w:p>
         </w:tc>
@@ -2709,7 +2709,7 @@
                 <w:i w:val="0"/>
                 <w:sz w:val="18"/>
               </w:rPr>
-              <w:t>利用者一覧（氏名・住所・連絡先・優先度・主治医・ケアマネジャー）を紙で出力し、事業所と各職員が保管する。電子データはクラウドまたは外部媒体にバックアップする。</w:t>
+              <w:t>記録はカイポケ（クラウド型の記録・請求システム）に保存。重要書類はGoogleドライブにスキャン保存して二重化する。利用者一覧（氏名・住所・連絡先・優先度・主治医・ケアマネジャー）は紙で出力し、事業所と各職員が保管する。</w:t>
             </w:r>
           </w:p>
         </w:tc>
@@ -2751,7 +2751,7 @@
                 <w:i w:val="0"/>
                 <w:sz w:val="18"/>
               </w:rPr>
-              <w:t>職員間の連絡は、①携帯電話 ②SMS ③チャットアプリ ④災害用伝言ダイヤル（171）の順で試す。全員がこの順番を把握しておく。</w:t>
+              <w:t>職員間の連絡は、①LINE WORKSの一斉連絡 ②携帯電話 ③SMS ④災害用伝言ダイヤル（171）の順で試す。全員がこの順番を把握しておく。LINE WORKSの連絡テストを年2回（4月・10月）実施する。</w:t>
             </w:r>
           </w:p>
         </w:tc>
@@ -3216,7 +3216,7 @@
                 <w:i w:val="0"/>
                 <w:sz w:val="18"/>
               </w:rPr>
-              <w:t>（鈴木）</w:t>
+              <w:t>（鈴木　菜緒子）</w:t>
             </w:r>
           </w:p>
         </w:tc>
@@ -3498,7 +3498,7 @@
                 <w:i w:val="0"/>
                 <w:sz w:val="18"/>
               </w:rPr>
-              <w:t>居宅介護支援事業所・主治医に、当事業所の稼働状況を連絡する。必要に応じて上尾市介護保険課に報告する。</w:t>
+              <w:t>居宅介護支援事業所・主治医に、当事業所の稼働状況を連絡する。必要に応じて上尾市 高齢介護課に報告する。請求業務に影響が出る場合はアクティブライフ（レセプト業務の外部委託先）にも連絡し、スケジュールを調整する。</w:t>
             </w:r>
           </w:p>
         </w:tc>
@@ -3908,7 +3908,7 @@
                 <w:i w:val="0"/>
                 <w:sz w:val="18"/>
               </w:rPr>
-              <w:t>①携帯電話 → ②SMS → ③チャットアプリ → ④災害用伝言ダイヤル（171）</w:t>
+              <w:t>①LINE WORKS（管理者から一斉連絡）→ ②携帯電話 → ③SMS → ④災害用伝言ダイヤル（171）</w:t>
             </w:r>
           </w:p>
         </w:tc>
@@ -3950,7 +3950,7 @@
                 <w:i w:val="0"/>
                 <w:sz w:val="18"/>
               </w:rPr>
-              <w:t>安否確認担当が別紙4に集約する。</w:t>
+              <w:t>【災害安否確認】Googleフォームで回収し、回答集計シートで状況を把握する。通信が使えない場合は別紙4の紙様式に集約する。</w:t>
             </w:r>
           </w:p>
         </w:tc>
@@ -7223,7 +7223,7 @@
                 <w:i w:val="0"/>
                 <w:sz w:val="18"/>
               </w:rPr>
-              <w:t>・上尾市介護保険課に状況を報告し、対応を相談する。</w:t>
+              <w:t>・上尾市高齢介護課に状況を報告し、対応を相談する。</w:t>
             </w:r>
           </w:p>
         </w:tc>
@@ -7301,7 +7301,7 @@
                 <w:i w:val="0"/>
                 <w:sz w:val="18"/>
               </w:rPr>
-              <w:t>・上尾市介護保険課に報告し、指示を受ける。</w:t>
+              <w:t>・上尾市高齢介護課に報告し、指示を受ける。</w:t>
             </w:r>
           </w:p>
           <w:p>
@@ -8056,7 +8056,7 @@
                 <w:i w:val="0"/>
                 <w:sz w:val="18"/>
               </w:rPr>
-              <w:t>・安否確認訓練：実際にSMS・チャットで安否報告を送受信してみる</w:t>
+              <w:t>・安否確認訓練：LINE WORKSで一斉連絡を流し、【災害安否確認】Googleフォームに実際に回答してみる</w:t>
             </w:r>
           </w:p>
           <w:p>
@@ -9004,7 +9004,7 @@
                 <w:i w:val="0"/>
                 <w:sz w:val="18"/>
               </w:rPr>
-              <w:t>川島　宏太（BCP担当・ハラスメント相談窓口）</w:t>
+              <w:t>川島　宏太（BCP責任者・ハラスメント相談窓口）</w:t>
             </w:r>
           </w:p>
         </w:tc>
@@ -9066,7 +9066,7 @@
                 <w:i w:val="0"/>
                 <w:sz w:val="18"/>
               </w:rPr>
-              <w:t>鈴木</w:t>
+              <w:t>鈴木　菜緒子</w:t>
             </w:r>
           </w:p>
         </w:tc>
@@ -9108,7 +9108,7 @@
                 <w:i w:val="0"/>
                 <w:sz w:val="18"/>
               </w:rPr>
-              <w:t>看護師</w:t>
+              <w:t>看護師（非常勤）</w:t>
             </w:r>
           </w:p>
         </w:tc>
@@ -9170,7 +9170,7 @@
                 <w:i w:val="0"/>
                 <w:sz w:val="18"/>
               </w:rPr>
-              <w:t>主治医（連携医療機関）</w:t>
+              <w:t>消防・救急</w:t>
             </w:r>
           </w:p>
         </w:tc>
@@ -9190,7 +9190,7 @@
                 <w:i w:val="0"/>
                 <w:sz w:val="18"/>
               </w:rPr>
-              <w:t>みんなのあげおクリニック</w:t>
+              <w:t>119</w:t>
             </w:r>
           </w:p>
         </w:tc>
@@ -9210,7 +9210,7 @@
                 <w:i w:val="0"/>
                 <w:sz w:val="18"/>
               </w:rPr>
-              <w:t xml:space="preserve">TEL：　　　　　　　　　　　</w:t>
+              <w:t>―</w:t>
             </w:r>
           </w:p>
         </w:tc>
@@ -9232,7 +9232,7 @@
                 <w:i w:val="0"/>
                 <w:sz w:val="18"/>
               </w:rPr>
-              <w:t>主治医（連携医療機関）</w:t>
+              <w:t>消防（問い合わせ）</w:t>
             </w:r>
           </w:p>
         </w:tc>
@@ -9252,7 +9252,7 @@
                 <w:i w:val="0"/>
                 <w:sz w:val="18"/>
               </w:rPr>
-              <w:t>矢澤クリニック</w:t>
+              <w:t>上尾市消防本部</w:t>
             </w:r>
           </w:p>
         </w:tc>
@@ -9272,7 +9272,7 @@
                 <w:i w:val="0"/>
                 <w:sz w:val="18"/>
               </w:rPr>
-              <w:t xml:space="preserve">TEL：　　　　　　　　　　　</w:t>
+              <w:t>048-775-1311</w:t>
             </w:r>
           </w:p>
         </w:tc>
@@ -9294,7 +9294,7 @@
                 <w:i w:val="0"/>
                 <w:sz w:val="18"/>
               </w:rPr>
-              <w:t>居宅介護支援事業所</w:t>
+              <w:t>市町村窓口</w:t>
             </w:r>
           </w:p>
         </w:tc>
@@ -9314,7 +9314,7 @@
                 <w:i w:val="0"/>
                 <w:sz w:val="18"/>
               </w:rPr>
-              <w:t>ケアプランTAMA</w:t>
+              <w:t>上尾市 高齢介護課（介護保険）</w:t>
             </w:r>
           </w:p>
         </w:tc>
@@ -9334,7 +9334,7 @@
                 <w:i w:val="0"/>
                 <w:sz w:val="18"/>
               </w:rPr>
-              <w:t xml:space="preserve">TEL：　　　　　　　　　　　</w:t>
+              <w:t>048-775-5111（市役所代表）</w:t>
             </w:r>
           </w:p>
         </w:tc>
@@ -9356,7 +9356,7 @@
                 <w:i w:val="0"/>
                 <w:sz w:val="18"/>
               </w:rPr>
-              <w:t>市町村窓口</w:t>
+              <w:t>地域包括支援センター</w:t>
             </w:r>
           </w:p>
         </w:tc>
@@ -9376,7 +9376,7 @@
                 <w:i w:val="0"/>
                 <w:sz w:val="18"/>
               </w:rPr>
-              <w:t>上尾市 介護保険課</w:t>
+              <w:t>上尾市 地域包括支援センター</w:t>
             </w:r>
           </w:p>
         </w:tc>
@@ -9480,7 +9480,7 @@
                 <w:i w:val="0"/>
                 <w:sz w:val="18"/>
               </w:rPr>
-              <w:t>指定権者</w:t>
+              <w:t>主治医（連携医療機関）</w:t>
             </w:r>
           </w:p>
         </w:tc>
@@ -9500,7 +9500,7 @@
                 <w:i w:val="0"/>
                 <w:sz w:val="18"/>
               </w:rPr>
-              <w:t>埼玉県 福祉部 高齢者福祉課</w:t>
+              <w:t>みんなのあげおクリニック</w:t>
             </w:r>
           </w:p>
         </w:tc>
@@ -9542,7 +9542,7 @@
                 <w:i w:val="0"/>
                 <w:sz w:val="18"/>
               </w:rPr>
-              <w:t>応援協定先</w:t>
+              <w:t>主治医（連携医療機関）</w:t>
             </w:r>
           </w:p>
         </w:tc>
@@ -9562,7 +9562,7 @@
                 <w:i w:val="0"/>
                 <w:sz w:val="18"/>
               </w:rPr>
-              <w:t>訪問看護ステーションみやび</w:t>
+              <w:t>矢澤クリニック</w:t>
             </w:r>
           </w:p>
         </w:tc>
@@ -9604,7 +9604,7 @@
                 <w:i w:val="0"/>
                 <w:sz w:val="18"/>
               </w:rPr>
-              <w:t>消防・救急</w:t>
+              <w:t>居宅介護支援事業所</w:t>
             </w:r>
           </w:p>
         </w:tc>
@@ -9624,7 +9624,7 @@
                 <w:i w:val="0"/>
                 <w:sz w:val="18"/>
               </w:rPr>
-              <w:t>119</w:t>
+              <w:t>ケアプランTAMA</w:t>
             </w:r>
           </w:p>
         </w:tc>
@@ -9644,7 +9644,7 @@
                 <w:i w:val="0"/>
                 <w:sz w:val="18"/>
               </w:rPr>
-              <w:t>―</w:t>
+              <w:t xml:space="preserve">TEL：　　　　　　　　　　　</w:t>
             </w:r>
           </w:p>
         </w:tc>
@@ -9666,7 +9666,317 @@
                 <w:i w:val="0"/>
                 <w:sz w:val="18"/>
               </w:rPr>
-              <w:t>労働局（ハラスメント外部相談窓口）</w:t>
+              <w:t>応援協定先</w:t>
+            </w:r>
+          </w:p>
+        </w:tc>
+        <w:tc>
+          <w:tcPr>
+            <w:tcW w:type="dxa" w:w="3628"/>
+          </w:tcPr>
+          <w:p>
+            <w:pPr>
+              <w:spacing w:after="0"/>
+            </w:pPr>
+            <w:r/>
+            <w:r>
+              <w:rPr>
+                <w:rFonts w:ascii="Meiryo" w:hAnsi="Meiryo" w:eastAsia="Meiryo"/>
+                <w:b w:val="0"/>
+                <w:i w:val="0"/>
+                <w:sz w:val="18"/>
+              </w:rPr>
+              <w:t>訪問看護ステーションみやび</w:t>
+            </w:r>
+          </w:p>
+        </w:tc>
+        <w:tc>
+          <w:tcPr>
+            <w:tcW w:type="dxa" w:w="3402"/>
+          </w:tcPr>
+          <w:p>
+            <w:pPr>
+              <w:spacing w:after="0"/>
+            </w:pPr>
+            <w:r/>
+            <w:r>
+              <w:rPr>
+                <w:rFonts w:ascii="Meiryo" w:hAnsi="Meiryo" w:eastAsia="Meiryo"/>
+                <w:b w:val="0"/>
+                <w:i w:val="0"/>
+                <w:sz w:val="18"/>
+              </w:rPr>
+              <w:t xml:space="preserve">TEL：　　　　　　　　　　　</w:t>
+            </w:r>
+          </w:p>
+        </w:tc>
+      </w:tr>
+      <w:tr>
+        <w:tc>
+          <w:tcPr>
+            <w:tcW w:type="dxa" w:w="2608"/>
+          </w:tcPr>
+          <w:p>
+            <w:pPr>
+              <w:spacing w:after="0"/>
+            </w:pPr>
+            <w:r/>
+            <w:r>
+              <w:rPr>
+                <w:rFonts w:ascii="Meiryo" w:hAnsi="Meiryo" w:eastAsia="Meiryo"/>
+                <w:b w:val="0"/>
+                <w:i w:val="0"/>
+                <w:sz w:val="18"/>
+              </w:rPr>
+              <w:t>応援要請（広域）</w:t>
+            </w:r>
+          </w:p>
+        </w:tc>
+        <w:tc>
+          <w:tcPr>
+            <w:tcW w:type="dxa" w:w="3628"/>
+          </w:tcPr>
+          <w:p>
+            <w:pPr>
+              <w:spacing w:after="0"/>
+            </w:pPr>
+            <w:r/>
+            <w:r>
+              <w:rPr>
+                <w:rFonts w:ascii="Meiryo" w:hAnsi="Meiryo" w:eastAsia="Meiryo"/>
+                <w:b w:val="0"/>
+                <w:i w:val="0"/>
+                <w:sz w:val="18"/>
+              </w:rPr>
+              <w:t>埼玉県看護協会</w:t>
+            </w:r>
+          </w:p>
+        </w:tc>
+        <w:tc>
+          <w:tcPr>
+            <w:tcW w:type="dxa" w:w="3402"/>
+          </w:tcPr>
+          <w:p>
+            <w:pPr>
+              <w:spacing w:after="0"/>
+            </w:pPr>
+            <w:r/>
+            <w:r>
+              <w:rPr>
+                <w:rFonts w:ascii="Meiryo" w:hAnsi="Meiryo" w:eastAsia="Meiryo"/>
+                <w:b w:val="0"/>
+                <w:i w:val="0"/>
+                <w:sz w:val="18"/>
+              </w:rPr>
+              <w:t xml:space="preserve">TEL：　　　　　　　　　　　</w:t>
+            </w:r>
+          </w:p>
+        </w:tc>
+      </w:tr>
+      <w:tr>
+        <w:tc>
+          <w:tcPr>
+            <w:tcW w:type="dxa" w:w="2608"/>
+          </w:tcPr>
+          <w:p>
+            <w:pPr>
+              <w:spacing w:after="0"/>
+            </w:pPr>
+            <w:r/>
+            <w:r>
+              <w:rPr>
+                <w:rFonts w:ascii="Meiryo" w:hAnsi="Meiryo" w:eastAsia="Meiryo"/>
+                <w:b w:val="0"/>
+                <w:i w:val="0"/>
+                <w:sz w:val="18"/>
+              </w:rPr>
+              <w:t>外部委託先</w:t>
+            </w:r>
+          </w:p>
+        </w:tc>
+        <w:tc>
+          <w:tcPr>
+            <w:tcW w:type="dxa" w:w="3628"/>
+          </w:tcPr>
+          <w:p>
+            <w:pPr>
+              <w:spacing w:after="0"/>
+            </w:pPr>
+            <w:r/>
+            <w:r>
+              <w:rPr>
+                <w:rFonts w:ascii="Meiryo" w:hAnsi="Meiryo" w:eastAsia="Meiryo"/>
+                <w:b w:val="0"/>
+                <w:i w:val="0"/>
+                <w:sz w:val="18"/>
+              </w:rPr>
+              <w:t>アクティブライフ（レセプト業務の外部委託先）</w:t>
+            </w:r>
+          </w:p>
+        </w:tc>
+        <w:tc>
+          <w:tcPr>
+            <w:tcW w:type="dxa" w:w="3402"/>
+          </w:tcPr>
+          <w:p>
+            <w:pPr>
+              <w:spacing w:after="0"/>
+            </w:pPr>
+            <w:r/>
+            <w:r>
+              <w:rPr>
+                <w:rFonts w:ascii="Meiryo" w:hAnsi="Meiryo" w:eastAsia="Meiryo"/>
+                <w:b w:val="0"/>
+                <w:i w:val="0"/>
+                <w:sz w:val="18"/>
+              </w:rPr>
+              <w:t xml:space="preserve">TEL：　　　　　　　　　　　</w:t>
+            </w:r>
+          </w:p>
+        </w:tc>
+      </w:tr>
+      <w:tr>
+        <w:tc>
+          <w:tcPr>
+            <w:tcW w:type="dxa" w:w="2608"/>
+          </w:tcPr>
+          <w:p>
+            <w:pPr>
+              <w:spacing w:after="0"/>
+            </w:pPr>
+            <w:r/>
+            <w:r>
+              <w:rPr>
+                <w:rFonts w:ascii="Meiryo" w:hAnsi="Meiryo" w:eastAsia="Meiryo"/>
+                <w:b w:val="0"/>
+                <w:i w:val="0"/>
+                <w:sz w:val="18"/>
+              </w:rPr>
+              <w:t>指定権者</w:t>
+            </w:r>
+          </w:p>
+        </w:tc>
+        <w:tc>
+          <w:tcPr>
+            <w:tcW w:type="dxa" w:w="3628"/>
+          </w:tcPr>
+          <w:p>
+            <w:pPr>
+              <w:spacing w:after="0"/>
+            </w:pPr>
+            <w:r/>
+            <w:r>
+              <w:rPr>
+                <w:rFonts w:ascii="Meiryo" w:hAnsi="Meiryo" w:eastAsia="Meiryo"/>
+                <w:b w:val="0"/>
+                <w:i w:val="0"/>
+                <w:sz w:val="18"/>
+              </w:rPr>
+              <w:t>埼玉県 福祉部 高齢者福祉課</w:t>
+            </w:r>
+          </w:p>
+        </w:tc>
+        <w:tc>
+          <w:tcPr>
+            <w:tcW w:type="dxa" w:w="3402"/>
+          </w:tcPr>
+          <w:p>
+            <w:pPr>
+              <w:spacing w:after="0"/>
+            </w:pPr>
+            <w:r/>
+            <w:r>
+              <w:rPr>
+                <w:rFonts w:ascii="Meiryo" w:hAnsi="Meiryo" w:eastAsia="Meiryo"/>
+                <w:b w:val="0"/>
+                <w:i w:val="0"/>
+                <w:sz w:val="18"/>
+              </w:rPr>
+              <w:t xml:space="preserve">TEL：　　　　　　　　　　　</w:t>
+            </w:r>
+          </w:p>
+        </w:tc>
+      </w:tr>
+      <w:tr>
+        <w:tc>
+          <w:tcPr>
+            <w:tcW w:type="dxa" w:w="2608"/>
+          </w:tcPr>
+          <w:p>
+            <w:pPr>
+              <w:spacing w:after="0"/>
+            </w:pPr>
+            <w:r/>
+            <w:r>
+              <w:rPr>
+                <w:rFonts w:ascii="Meiryo" w:hAnsi="Meiryo" w:eastAsia="Meiryo"/>
+                <w:b w:val="0"/>
+                <w:i w:val="0"/>
+                <w:sz w:val="18"/>
+              </w:rPr>
+              <w:t>ハラスメント外部窓口</w:t>
+            </w:r>
+          </w:p>
+        </w:tc>
+        <w:tc>
+          <w:tcPr>
+            <w:tcW w:type="dxa" w:w="3628"/>
+          </w:tcPr>
+          <w:p>
+            <w:pPr>
+              <w:spacing w:after="0"/>
+            </w:pPr>
+            <w:r/>
+            <w:r>
+              <w:rPr>
+                <w:rFonts w:ascii="Meiryo" w:hAnsi="Meiryo" w:eastAsia="Meiryo"/>
+                <w:b w:val="0"/>
+                <w:i w:val="0"/>
+                <w:sz w:val="18"/>
+              </w:rPr>
+              <w:t>顧問社会保険労務士</w:t>
+            </w:r>
+          </w:p>
+        </w:tc>
+        <w:tc>
+          <w:tcPr>
+            <w:tcW w:type="dxa" w:w="3402"/>
+          </w:tcPr>
+          <w:p>
+            <w:pPr>
+              <w:spacing w:after="0"/>
+            </w:pPr>
+            <w:r/>
+            <w:r>
+              <w:rPr>
+                <w:rFonts w:ascii="Meiryo" w:hAnsi="Meiryo" w:eastAsia="Meiryo"/>
+                <w:b w:val="0"/>
+                <w:i w:val="0"/>
+                <w:sz w:val="18"/>
+              </w:rPr>
+              <w:t xml:space="preserve">TEL：　　　　　　　　　　　</w:t>
+            </w:r>
+          </w:p>
+        </w:tc>
+      </w:tr>
+      <w:tr>
+        <w:tc>
+          <w:tcPr>
+            <w:tcW w:type="dxa" w:w="2608"/>
+          </w:tcPr>
+          <w:p>
+            <w:pPr>
+              <w:spacing w:after="0"/>
+            </w:pPr>
+            <w:r/>
+            <w:r>
+              <w:rPr>
+                <w:rFonts w:ascii="Meiryo" w:hAnsi="Meiryo" w:eastAsia="Meiryo"/>
+                <w:b w:val="0"/>
+                <w:i w:val="0"/>
+                <w:sz w:val="18"/>
+              </w:rPr>
+              <w:t>ハラスメント外部窓口</w:t>
             </w:r>
           </w:p>
         </w:tc>
@@ -9744,7 +10054,7 @@
           <w:i w:val="0"/>
           <w:sz w:val="20"/>
         </w:rPr>
-        <w:t>・職員 → 安否確認担当（鈴木）→ BCP責任者（川島）へ集約する。</w:t>
+        <w:t>・職員 → 安否確認担当（鈴木　菜緒子）→ BCP責任者（川島）へ集約する。</w:t>
       </w:r>
     </w:p>
     <w:p>
@@ -9789,7 +10099,7 @@
           <w:i w:val="0"/>
           <w:sz w:val="20"/>
         </w:rPr>
-        <w:t>・連絡手段は ①携帯電話 ②SMS ③チャットアプリ ④災害用伝言ダイヤル（171）の順に試す。</w:t>
+        <w:t>・連絡手段は ①携帯電話 ②SMS ③LINE WORKS ④災害用伝言ダイヤル（171）の順に試す。</w:t>
       </w:r>
     </w:p>
     <w:p>
@@ -12976,7 +13286,7 @@
           <w:i w:val="0"/>
           <w:sz w:val="20"/>
         </w:rPr>
-        <w:t>毎月末に感染対策担当（鈴木）が点検し、日付と数量を記入します。</w:t>
+        <w:t>毎月末に感染対策担当（鈴木　菜緒子）が点検し、日付と数量を記入します。</w:t>
       </w:r>
     </w:p>
     <w:p>
